--- a/reports/Ципцин_Е.A._251-331_отчет.docx
+++ b/reports/Ципцин_Е.A._251-331_отчет.docx
@@ -1043,16 +1043,268 @@
     </w:p>
     <w:p>
       <w:pPr>
-        <w:spacing w:after="320"/>
-        <w:jc w:val="center"/>
-        <w:rPr>
-          <w:rFonts w:ascii="Times New Roman" w:hAnsi="Times New Roman" w:cs="Times New Roman"/>
-          <w:b/>
-          <w:sz w:val="28"/>
-          <w:szCs w:val="28"/>
-          <w:lang w:val="en-US"/>
-        </w:rPr>
-      </w:pPr>
+        <w:spacing w:after="240"/>
+        <w:jc w:val="both"/>
+        <w:rPr>
+          <w:rFonts w:ascii="Times New Roman" w:hAnsi="Times New Roman" w:cs="Times New Roman"/>
+          <w:sz w:val="32"/>
+          <w:szCs w:val="32"/>
+        </w:rPr>
+      </w:pPr>
+      <w:r>
+        <w:rPr>
+          <w:sz w:val="28"/>
+          <w:szCs w:val="28"/>
+        </w:rPr>
+        <w:t xml:space="preserve">Ссылка на </w:t>
+      </w:r>
+      <w:r>
+        <w:rPr>
+          <w:sz w:val="28"/>
+          <w:szCs w:val="28"/>
+          <w:lang w:val="en-US"/>
+        </w:rPr>
+        <w:t>GitHub</w:t>
+      </w:r>
+      <w:r>
+        <w:rPr>
+          <w:sz w:val="28"/>
+          <w:szCs w:val="28"/>
+        </w:rPr>
+        <w:t xml:space="preserve"> репозиторий: </w:t>
+      </w:r>
+      <w:r>
+        <w:rPr>
+          <w:rFonts w:ascii="Times New Roman" w:hAnsi="Times New Roman" w:cs="Times New Roman"/>
+          <w:sz w:val="32"/>
+          <w:szCs w:val="32"/>
+          <w:lang w:val="en-US"/>
+        </w:rPr>
+        <w:fldChar w:fldCharType="begin"/>
+      </w:r>
+      <w:r>
+        <w:rPr>
+          <w:rFonts w:ascii="Times New Roman" w:hAnsi="Times New Roman" w:cs="Times New Roman"/>
+          <w:sz w:val="32"/>
+          <w:szCs w:val="32"/>
+          <w:lang w:val="en-US"/>
+        </w:rPr>
+        <w:instrText>HYPERLINK</w:instrText>
+      </w:r>
+      <w:r>
+        <w:rPr>
+          <w:rFonts w:ascii="Times New Roman" w:hAnsi="Times New Roman" w:cs="Times New Roman"/>
+          <w:sz w:val="32"/>
+          <w:szCs w:val="32"/>
+        </w:rPr>
+        <w:instrText xml:space="preserve"> "</w:instrText>
+      </w:r>
+      <w:r>
+        <w:rPr>
+          <w:rFonts w:ascii="Times New Roman" w:hAnsi="Times New Roman" w:cs="Times New Roman"/>
+          <w:sz w:val="32"/>
+          <w:szCs w:val="32"/>
+          <w:lang w:val="en-US"/>
+        </w:rPr>
+        <w:instrText>https</w:instrText>
+      </w:r>
+      <w:r>
+        <w:rPr>
+          <w:rFonts w:ascii="Times New Roman" w:hAnsi="Times New Roman" w:cs="Times New Roman"/>
+          <w:sz w:val="32"/>
+          <w:szCs w:val="32"/>
+        </w:rPr>
+        <w:instrText>://</w:instrText>
+      </w:r>
+      <w:r>
+        <w:rPr>
+          <w:rFonts w:ascii="Times New Roman" w:hAnsi="Times New Roman" w:cs="Times New Roman"/>
+          <w:sz w:val="32"/>
+          <w:szCs w:val="32"/>
+          <w:lang w:val="en-US"/>
+        </w:rPr>
+        <w:instrText>github</w:instrText>
+      </w:r>
+      <w:r>
+        <w:rPr>
+          <w:rFonts w:ascii="Times New Roman" w:hAnsi="Times New Roman" w:cs="Times New Roman"/>
+          <w:sz w:val="32"/>
+          <w:szCs w:val="32"/>
+        </w:rPr>
+        <w:instrText>.</w:instrText>
+      </w:r>
+      <w:r>
+        <w:rPr>
+          <w:rFonts w:ascii="Times New Roman" w:hAnsi="Times New Roman" w:cs="Times New Roman"/>
+          <w:sz w:val="32"/>
+          <w:szCs w:val="32"/>
+          <w:lang w:val="en-US"/>
+        </w:rPr>
+        <w:instrText>com</w:instrText>
+      </w:r>
+      <w:r>
+        <w:rPr>
+          <w:rFonts w:ascii="Times New Roman" w:hAnsi="Times New Roman" w:cs="Times New Roman"/>
+          <w:sz w:val="32"/>
+          <w:szCs w:val="32"/>
+        </w:rPr>
+        <w:instrText>/</w:instrText>
+      </w:r>
+      <w:r>
+        <w:rPr>
+          <w:rFonts w:ascii="Times New Roman" w:hAnsi="Times New Roman" w:cs="Times New Roman"/>
+          <w:sz w:val="32"/>
+          <w:szCs w:val="32"/>
+          <w:lang w:val="en-US"/>
+        </w:rPr>
+        <w:instrText>dehorik</w:instrText>
+      </w:r>
+      <w:r>
+        <w:rPr>
+          <w:rFonts w:ascii="Times New Roman" w:hAnsi="Times New Roman" w:cs="Times New Roman"/>
+          <w:sz w:val="32"/>
+          <w:szCs w:val="32"/>
+        </w:rPr>
+        <w:instrText>/</w:instrText>
+      </w:r>
+      <w:r>
+        <w:rPr>
+          <w:rFonts w:ascii="Times New Roman" w:hAnsi="Times New Roman" w:cs="Times New Roman"/>
+          <w:sz w:val="32"/>
+          <w:szCs w:val="32"/>
+          <w:lang w:val="en-US"/>
+        </w:rPr>
+        <w:instrText>practice</w:instrText>
+      </w:r>
+      <w:r>
+        <w:rPr>
+          <w:rFonts w:ascii="Times New Roman" w:hAnsi="Times New Roman" w:cs="Times New Roman"/>
+          <w:sz w:val="32"/>
+          <w:szCs w:val="32"/>
+        </w:rPr>
+        <w:instrText>-2026</w:instrText>
+      </w:r>
+      <w:r>
+        <w:rPr>
+          <w:rFonts w:ascii="Times New Roman" w:hAnsi="Times New Roman" w:cs="Times New Roman"/>
+          <w:sz w:val="32"/>
+          <w:szCs w:val="32"/>
+        </w:rPr>
+        <w:instrText>"</w:instrText>
+      </w:r>
+      <w:r>
+        <w:rPr>
+          <w:rFonts w:ascii="Times New Roman" w:hAnsi="Times New Roman" w:cs="Times New Roman"/>
+          <w:sz w:val="32"/>
+          <w:szCs w:val="32"/>
+          <w:lang w:val="en-US"/>
+        </w:rPr>
+        <w:fldChar w:fldCharType="separate"/>
+      </w:r>
+      <w:r>
+        <w:rPr>
+          <w:rStyle w:val="a4"/>
+          <w:rFonts w:ascii="Times New Roman" w:hAnsi="Times New Roman" w:cs="Times New Roman"/>
+          <w:sz w:val="32"/>
+          <w:szCs w:val="32"/>
+          <w:lang w:val="en-US"/>
+        </w:rPr>
+        <w:t>https</w:t>
+      </w:r>
+      <w:r>
+        <w:rPr>
+          <w:rStyle w:val="a4"/>
+          <w:rFonts w:ascii="Times New Roman" w:hAnsi="Times New Roman" w:cs="Times New Roman"/>
+          <w:sz w:val="32"/>
+          <w:szCs w:val="32"/>
+        </w:rPr>
+        <w:t>://</w:t>
+      </w:r>
+      <w:r>
+        <w:rPr>
+          <w:rStyle w:val="a4"/>
+          <w:rFonts w:ascii="Times New Roman" w:hAnsi="Times New Roman" w:cs="Times New Roman"/>
+          <w:sz w:val="32"/>
+          <w:szCs w:val="32"/>
+          <w:lang w:val="en-US"/>
+        </w:rPr>
+        <w:t>github</w:t>
+      </w:r>
+      <w:r>
+        <w:rPr>
+          <w:rStyle w:val="a4"/>
+          <w:rFonts w:ascii="Times New Roman" w:hAnsi="Times New Roman" w:cs="Times New Roman"/>
+          <w:sz w:val="32"/>
+          <w:szCs w:val="32"/>
+        </w:rPr>
+        <w:t>.</w:t>
+      </w:r>
+      <w:r>
+        <w:rPr>
+          <w:rStyle w:val="a4"/>
+          <w:rFonts w:ascii="Times New Roman" w:hAnsi="Times New Roman" w:cs="Times New Roman"/>
+          <w:sz w:val="32"/>
+          <w:szCs w:val="32"/>
+          <w:lang w:val="en-US"/>
+        </w:rPr>
+        <w:t>com</w:t>
+      </w:r>
+      <w:r>
+        <w:rPr>
+          <w:rStyle w:val="a4"/>
+          <w:rFonts w:ascii="Times New Roman" w:hAnsi="Times New Roman" w:cs="Times New Roman"/>
+          <w:sz w:val="32"/>
+          <w:szCs w:val="32"/>
+        </w:rPr>
+        <w:t>/</w:t>
+      </w:r>
+      <w:r>
+        <w:rPr>
+          <w:rStyle w:val="a4"/>
+          <w:rFonts w:ascii="Times New Roman" w:hAnsi="Times New Roman" w:cs="Times New Roman"/>
+          <w:sz w:val="32"/>
+          <w:szCs w:val="32"/>
+          <w:lang w:val="en-US"/>
+        </w:rPr>
+        <w:t>dehorik</w:t>
+      </w:r>
+      <w:r>
+        <w:rPr>
+          <w:rStyle w:val="a4"/>
+          <w:rFonts w:ascii="Times New Roman" w:hAnsi="Times New Roman" w:cs="Times New Roman"/>
+          <w:sz w:val="32"/>
+          <w:szCs w:val="32"/>
+        </w:rPr>
+        <w:t>/</w:t>
+      </w:r>
+      <w:r>
+        <w:rPr>
+          <w:rStyle w:val="a4"/>
+          <w:rFonts w:ascii="Times New Roman" w:hAnsi="Times New Roman" w:cs="Times New Roman"/>
+          <w:sz w:val="32"/>
+          <w:szCs w:val="32"/>
+          <w:lang w:val="en-US"/>
+        </w:rPr>
+        <w:t>practice</w:t>
+      </w:r>
+      <w:r>
+        <w:rPr>
+          <w:rStyle w:val="a4"/>
+          <w:rFonts w:ascii="Times New Roman" w:hAnsi="Times New Roman" w:cs="Times New Roman"/>
+          <w:sz w:val="32"/>
+          <w:szCs w:val="32"/>
+        </w:rPr>
+        <w:t>-2026</w:t>
+      </w:r>
+      <w:r>
+        <w:rPr>
+          <w:rFonts w:ascii="Times New Roman" w:hAnsi="Times New Roman" w:cs="Times New Roman"/>
+          <w:sz w:val="32"/>
+          <w:szCs w:val="32"/>
+          <w:lang w:val="en-US"/>
+        </w:rPr>
+        <w:fldChar w:fldCharType="end"/>
+      </w:r>
     </w:p>
     <w:p>
       <w:pPr>
@@ -9647,6 +9899,18 @@
       <w:shd w:val="clear" w:color="auto" w:fill="E1DFDD"/>
     </w:rPr>
   </w:style>
+  <w:style w:type="character" w:styleId="a6">
+    <w:name w:val="FollowedHyperlink"/>
+    <w:basedOn w:val="a0"/>
+    <w:uiPriority w:val="99"/>
+    <w:semiHidden/>
+    <w:unhideWhenUsed/>
+    <w:rsid w:val="00B5547A"/>
+    <w:rPr>
+      <w:color w:val="800080" w:themeColor="followedHyperlink"/>
+      <w:u w:val="single"/>
+    </w:rPr>
+  </w:style>
 </w:styles>
 </file>
 
